--- a/court_case_app/docs/АКТ уничтожения административных дел.docx
+++ b/court_case_app/docs/АКТ уничтожения административных дел.docx
@@ -2440,119 +2440,119 @@
                 <w:sz w:val="24"/>
                 <w:szCs w:val="24"/>
               </w:rPr>
-              <w:t>Документы в количеств</w:t>
-            </w:r>
-            <w:r>
-              <w:rPr>
-                <w:rFonts w:ascii="Times New Roman" w:hAnsi="Times New Roman" w:cs="Times New Roman"/>
-                <w:sz w:val="24"/>
-                <w:szCs w:val="24"/>
-              </w:rPr>
-              <w:t>е</w:t>
-            </w:r>
-            <w:r>
-              <w:rPr>
-                <w:rFonts w:ascii="Times New Roman" w:hAnsi="Times New Roman" w:cs="Times New Roman"/>
-                <w:sz w:val="24"/>
-                <w:szCs w:val="24"/>
-              </w:rPr>
-              <w:t xml:space="preserve"> </w:t>
-            </w:r>
-            <w:r>
-              <w:rPr>
-                <w:rFonts w:ascii="Times New Roman" w:hAnsi="Times New Roman" w:cs="Times New Roman"/>
-                <w:sz w:val="24"/>
-                <w:szCs w:val="24"/>
-              </w:rPr>
-              <w:t>937</w:t>
-            </w:r>
-            <w:r>
-              <w:rPr>
-                <w:rFonts w:ascii="Times New Roman" w:hAnsi="Times New Roman" w:cs="Times New Roman"/>
-                <w:sz w:val="24"/>
-                <w:szCs w:val="24"/>
-              </w:rPr>
-              <w:t xml:space="preserve"> (</w:t>
-            </w:r>
-            <w:r>
-              <w:rPr>
-                <w:rFonts w:ascii="Times New Roman" w:hAnsi="Times New Roman" w:cs="Times New Roman"/>
-                <w:sz w:val="24"/>
-                <w:szCs w:val="24"/>
-              </w:rPr>
-              <w:t xml:space="preserve">девятьсот тридцать </w:t>
-            </w:r>
-            <w:r>
-              <w:rPr>
-                <w:rFonts w:ascii="Times New Roman" w:hAnsi="Times New Roman" w:cs="Times New Roman"/>
-                <w:sz w:val="24"/>
-                <w:szCs w:val="24"/>
-              </w:rPr>
-              <w:t>семь</w:t>
-            </w:r>
-            <w:r>
-              <w:rPr>
-                <w:rFonts w:ascii="Times New Roman" w:hAnsi="Times New Roman" w:cs="Times New Roman"/>
-                <w:sz w:val="24"/>
-                <w:szCs w:val="24"/>
-              </w:rPr>
-              <w:t>)</w:t>
-            </w:r>
-            <w:r>
-              <w:rPr>
-                <w:rFonts w:ascii="Times New Roman" w:hAnsi="Times New Roman" w:cs="Times New Roman"/>
-                <w:sz w:val="24"/>
-                <w:szCs w:val="24"/>
-              </w:rPr>
-              <w:t xml:space="preserve"> дел на бумажном носителе </w:t>
-            </w:r>
-            <w:r>
-              <w:rPr>
-                <w:rFonts w:ascii="Times New Roman" w:hAnsi="Times New Roman" w:cs="Times New Roman"/>
-                <w:sz w:val="24"/>
-                <w:szCs w:val="24"/>
-              </w:rPr>
-              <w:t>весом _</w:t>
-            </w:r>
-            <w:r>
-              <w:rPr>
-                <w:rFonts w:ascii="Times New Roman" w:hAnsi="Times New Roman" w:cs="Times New Roman"/>
-                <w:sz w:val="24"/>
-                <w:szCs w:val="24"/>
-              </w:rPr>
-              <w:t>___</w:t>
-            </w:r>
-            <w:r>
-              <w:rPr>
-                <w:rFonts w:ascii="Times New Roman" w:hAnsi="Times New Roman" w:cs="Times New Roman"/>
-                <w:sz w:val="24"/>
-                <w:szCs w:val="24"/>
-              </w:rPr>
-              <w:t xml:space="preserve"> кг сданы на уничтожение</w:t>
-            </w:r>
-            <w:r>
-              <w:rPr>
-                <w:rFonts w:ascii="Times New Roman" w:hAnsi="Times New Roman" w:cs="Times New Roman"/>
-                <w:sz w:val="24"/>
-                <w:szCs w:val="24"/>
-              </w:rPr>
-              <w:t>___</w:t>
-            </w:r>
-            <w:r>
-              <w:rPr>
-                <w:rFonts w:ascii="Times New Roman" w:hAnsi="Times New Roman" w:cs="Times New Roman"/>
-                <w:sz w:val="24"/>
-                <w:szCs w:val="24"/>
-              </w:rPr>
-              <w:t>__________________________</w:t>
-            </w:r>
-            <w:r>
-              <w:rPr>
-                <w:rFonts w:ascii="Times New Roman" w:hAnsi="Times New Roman" w:cs="Times New Roman"/>
-                <w:sz w:val="24"/>
-                <w:szCs w:val="24"/>
-              </w:rPr>
-              <w:t>________________</w:t>
+              <w:t xml:space="preserve">Документы в количестве {{количество_прописью}} дел на бумажном носителе весом ____ кг сданы на уничтожение_____________________________________________</w:t>
+            </w:r>
+            <w:r>
+              <w:rPr>
+                <w:rFonts w:ascii="Times New Roman" w:hAnsi="Times New Roman" w:cs="Times New Roman"/>
+                <w:sz w:val="24"/>
+                <w:szCs w:val="24"/>
+              </w:rPr>
+              <w:t/>
+            </w:r>
+            <w:r>
+              <w:rPr>
+                <w:rFonts w:ascii="Times New Roman" w:hAnsi="Times New Roman" w:cs="Times New Roman"/>
+                <w:sz w:val="24"/>
+                <w:szCs w:val="24"/>
+              </w:rPr>
+              <w:t xml:space="preserve"/>
+            </w:r>
+            <w:r>
+              <w:rPr>
+                <w:rFonts w:ascii="Times New Roman" w:hAnsi="Times New Roman" w:cs="Times New Roman"/>
+                <w:sz w:val="24"/>
+                <w:szCs w:val="24"/>
+              </w:rPr>
+              <w:t/>
+            </w:r>
+            <w:r>
+              <w:rPr>
+                <w:rFonts w:ascii="Times New Roman" w:hAnsi="Times New Roman" w:cs="Times New Roman"/>
+                <w:sz w:val="24"/>
+                <w:szCs w:val="24"/>
+              </w:rPr>
+              <w:t xml:space="preserve"/>
+            </w:r>
+            <w:r>
+              <w:rPr>
+                <w:rFonts w:ascii="Times New Roman" w:hAnsi="Times New Roman" w:cs="Times New Roman"/>
+                <w:sz w:val="24"/>
+                <w:szCs w:val="24"/>
+              </w:rPr>
+              <w:t xml:space="preserve"/>
+            </w:r>
+            <w:r>
+              <w:rPr>
+                <w:rFonts w:ascii="Times New Roman" w:hAnsi="Times New Roman" w:cs="Times New Roman"/>
+                <w:sz w:val="24"/>
+                <w:szCs w:val="24"/>
+              </w:rPr>
+              <w:t/>
+            </w:r>
+            <w:r>
+              <w:rPr>
+                <w:rFonts w:ascii="Times New Roman" w:hAnsi="Times New Roman" w:cs="Times New Roman"/>
+                <w:sz w:val="24"/>
+                <w:szCs w:val="24"/>
+              </w:rPr>
+              <w:t/>
+            </w:r>
+            <w:r>
+              <w:rPr>
+                <w:rFonts w:ascii="Times New Roman" w:hAnsi="Times New Roman" w:cs="Times New Roman"/>
+                <w:sz w:val="24"/>
+                <w:szCs w:val="24"/>
+              </w:rPr>
+              <w:t xml:space="preserve"/>
+            </w:r>
+            <w:r>
+              <w:rPr>
+                <w:rFonts w:ascii="Times New Roman" w:hAnsi="Times New Roman" w:cs="Times New Roman"/>
+                <w:sz w:val="24"/>
+                <w:szCs w:val="24"/>
+              </w:rPr>
+              <w:t/>
+            </w:r>
+            <w:r>
+              <w:rPr>
+                <w:rFonts w:ascii="Times New Roman" w:hAnsi="Times New Roman" w:cs="Times New Roman"/>
+                <w:sz w:val="24"/>
+                <w:szCs w:val="24"/>
+              </w:rPr>
+              <w:t/>
+            </w:r>
+            <w:r>
+              <w:rPr>
+                <w:rFonts w:ascii="Times New Roman" w:hAnsi="Times New Roman" w:cs="Times New Roman"/>
+                <w:sz w:val="24"/>
+                <w:szCs w:val="24"/>
+              </w:rPr>
+              <w:t xml:space="preserve"/>
+            </w:r>
+            <w:r>
+              <w:rPr>
+                <w:rFonts w:ascii="Times New Roman" w:hAnsi="Times New Roman" w:cs="Times New Roman"/>
+                <w:sz w:val="24"/>
+                <w:szCs w:val="24"/>
+              </w:rPr>
+              <w:t/>
+            </w:r>
+            <w:r>
+              <w:rPr>
+                <w:rFonts w:ascii="Times New Roman" w:hAnsi="Times New Roman" w:cs="Times New Roman"/>
+                <w:sz w:val="24"/>
+                <w:szCs w:val="24"/>
+              </w:rPr>
+              <w:t/>
+            </w:r>
+            <w:r>
+              <w:rPr>
+                <w:rFonts w:ascii="Times New Roman" w:hAnsi="Times New Roman" w:cs="Times New Roman"/>
+                <w:sz w:val="24"/>
+                <w:szCs w:val="24"/>
+              </w:rPr>
+              <w:t/>
             </w:r>
           </w:p>
           <w:p>
